--- a/examples/augment/doc/07-awareness-augmentation.docx
+++ b/examples/augment/doc/07-awareness-augmentation.docx
@@ -858,7 +858,7 @@
               <a:graphicData uri="http://schemas.openxmlformats.org/drawingml/2006/picture">
                 <pic:pic>
                   <pic:nvPicPr>
-                    <pic:cNvPr descr="/home/gpca/tspredit/examples/augment/doc/07-awareness-augmentation_files/1f92dc8ba5f9c9d1ef1666a8091f8934a1f2488a.png" id="11" name="Picture"/>
+                    <pic:cNvPr descr="C:\Git\cefet-rj-dal\tspredit\examples\augment\doc\07-awareness-augmentation_files/3e267d768ee6d4858d8622d0941d2abd4e4277ab.png" id="11" name="Picture"/>
                     <pic:cNvPicPr>
                       <a:picLocks noChangeArrowheads="1" noChangeAspect="1"/>
                     </pic:cNvPicPr>
@@ -1086,7 +1086,7 @@
               <a:graphicData uri="http://schemas.openxmlformats.org/drawingml/2006/picture">
                 <pic:pic>
                   <pic:nvPicPr>
-                    <pic:cNvPr descr="/home/gpca/tspredit/examples/augment/doc/07-awareness-augmentation_files/8125900a4164d25743c23dd91423f8f822fcf38e.png" id="14" name="Picture"/>
+                    <pic:cNvPr descr="C:\Git\cefet-rj-dal\tspredit\examples\augment\doc\07-awareness-augmentation_files/ab63bba3da43c9f590d394619cddf4d72f2b075c.png" id="14" name="Picture"/>
                     <pic:cNvPicPr>
                       <a:picLocks noChangeArrowheads="1" noChangeAspect="1"/>
                     </pic:cNvPicPr>
@@ -1603,7 +1603,7 @@
               <a:graphicData uri="http://schemas.openxmlformats.org/drawingml/2006/picture">
                 <pic:pic>
                   <pic:nvPicPr>
-                    <pic:cNvPr descr="/home/gpca/tspredit/examples/augment/doc/07-awareness-augmentation_files/7c074b6099f85fc4e495b106be17b12fbcfb28f4.png" id="17" name="Picture"/>
+                    <pic:cNvPr descr="C:\Git\cefet-rj-dal\tspredit\examples\augment\doc\07-awareness-augmentation_files/952e4fe3d053c7fee4f81340cab034cfe0308b88.png" id="17" name="Picture"/>
                     <pic:cNvPicPr>
                       <a:picLocks noChangeArrowheads="1" noChangeAspect="1"/>
                     </pic:cNvPicPr>

--- a/examples/augment/doc/07-awareness-augmentation.docx
+++ b/examples/augment/doc/07-awareness-augmentation.docx
@@ -858,7 +858,7 @@
               <a:graphicData uri="http://schemas.openxmlformats.org/drawingml/2006/picture">
                 <pic:pic>
                   <pic:nvPicPr>
-                    <pic:cNvPr descr="C:\Git\cefet-rj-dal\tspredit\examples\augment\doc\07-awareness-augmentation_files/3e267d768ee6d4858d8622d0941d2abd4e4277ab.png" id="11" name="Picture"/>
+                    <pic:cNvPr descr="C:\Git\dal\tspredit\examples\augment\doc\07-awareness-augmentation_files/3e267d768ee6d4858d8622d0941d2abd4e4277ab.png" id="11" name="Picture"/>
                     <pic:cNvPicPr>
                       <a:picLocks noChangeArrowheads="1" noChangeAspect="1"/>
                     </pic:cNvPicPr>
@@ -1086,7 +1086,7 @@
               <a:graphicData uri="http://schemas.openxmlformats.org/drawingml/2006/picture">
                 <pic:pic>
                   <pic:nvPicPr>
-                    <pic:cNvPr descr="C:\Git\cefet-rj-dal\tspredit\examples\augment\doc\07-awareness-augmentation_files/ab63bba3da43c9f590d394619cddf4d72f2b075c.png" id="14" name="Picture"/>
+                    <pic:cNvPr descr="C:\Git\dal\tspredit\examples\augment\doc\07-awareness-augmentation_files/ab63bba3da43c9f590d394619cddf4d72f2b075c.png" id="14" name="Picture"/>
                     <pic:cNvPicPr>
                       <a:picLocks noChangeArrowheads="1" noChangeAspect="1"/>
                     </pic:cNvPicPr>
@@ -1603,7 +1603,7 @@
               <a:graphicData uri="http://schemas.openxmlformats.org/drawingml/2006/picture">
                 <pic:pic>
                   <pic:nvPicPr>
-                    <pic:cNvPr descr="C:\Git\cefet-rj-dal\tspredit\examples\augment\doc\07-awareness-augmentation_files/952e4fe3d053c7fee4f81340cab034cfe0308b88.png" id="17" name="Picture"/>
+                    <pic:cNvPr descr="C:\Git\dal\tspredit\examples\augment\doc\07-awareness-augmentation_files/952e4fe3d053c7fee4f81340cab034cfe0308b88.png" id="17" name="Picture"/>
                     <pic:cNvPicPr>
                       <a:picLocks noChangeArrowheads="1" noChangeAspect="1"/>
                     </pic:cNvPicPr>

--- a/examples/augment/doc/07-awareness-augmentation.docx
+++ b/examples/augment/doc/07-awareness-augmentation.docx
@@ -323,6 +323,21 @@
           <w:rStyle w:val="NormalTok"/>
         </w:rPr>
         <w:t xml:space="preserve">(i)</w:t>
+      </w:r>
+      <w:r>
+        <w:br/>
+      </w:r>
+      <w:r>
+        <w:rPr>
+          <w:rStyle w:val="FunctionTok"/>
+        </w:rPr>
+        <w:t xml:space="preserve">set_example_seed</w:t>
+      </w:r>
+      <w:r>
+        <w:rPr>
+          <w:rStyle w:val="NormalTok"/>
+        </w:rPr>
+        <w:t xml:space="preserve">()</w:t>
       </w:r>
       <w:r>
         <w:br/>
@@ -1280,19 +1295,91 @@
         <w:rPr>
           <w:rStyle w:val="CommentTok"/>
         </w:rPr>
-        <w:t xml:space="preserve"># Plot (original vs augmented windows)</w:t>
-      </w:r>
-      <w:r>
-        <w:br/>
-      </w:r>
-      <w:r>
-        <w:br/>
-      </w:r>
-      <w:r>
-        <w:rPr>
-          <w:rStyle w:val="FunctionTok"/>
-        </w:rPr>
-        <w:t xml:space="preserve">plot</w:t>
+        <w:t xml:space="preserve"># Plot a few representative windows on the lag axis</w:t>
+      </w:r>
+      <w:r>
+        <w:br/>
+      </w:r>
+      <w:r>
+        <w:rPr>
+          <w:rStyle w:val="FunctionTok"/>
+        </w:rPr>
+        <w:t xml:space="preserve">library</w:t>
+      </w:r>
+      <w:r>
+        <w:rPr>
+          <w:rStyle w:val="NormalTok"/>
+        </w:rPr>
+        <w:t xml:space="preserve">(ggplot2)</w:t>
+      </w:r>
+      <w:r>
+        <w:br/>
+      </w:r>
+      <w:r>
+        <w:rPr>
+          <w:rStyle w:val="NormalTok"/>
+        </w:rPr>
+        <w:t xml:space="preserve">aug_rows </w:t>
+      </w:r>
+      <w:r>
+        <w:rPr>
+          <w:rStyle w:val="OtherTok"/>
+        </w:rPr>
+        <w:t xml:space="preserve">&lt;-</w:t>
+      </w:r>
+      <w:r>
+        <w:rPr>
+          <w:rStyle w:val="NormalTok"/>
+        </w:rPr>
+        <w:t xml:space="preserve"> (</w:t>
+      </w:r>
+      <w:r>
+        <w:rPr>
+          <w:rStyle w:val="FunctionTok"/>
+        </w:rPr>
+        <w:t xml:space="preserve">nrow</w:t>
+      </w:r>
+      <w:r>
+        <w:rPr>
+          <w:rStyle w:val="NormalTok"/>
+        </w:rPr>
+        <w:t xml:space="preserve">(xw) </w:t>
+      </w:r>
+      <w:r>
+        <w:rPr>
+          <w:rStyle w:val="SpecialCharTok"/>
+        </w:rPr>
+        <w:t xml:space="preserve">+</w:t>
+      </w:r>
+      <w:r>
+        <w:rPr>
+          <w:rStyle w:val="NormalTok"/>
+        </w:rPr>
+        <w:t xml:space="preserve"> </w:t>
+      </w:r>
+      <w:r>
+        <w:rPr>
+          <w:rStyle w:val="DecValTok"/>
+        </w:rPr>
+        <w:t xml:space="preserve">1</w:t>
+      </w:r>
+      <w:r>
+        <w:rPr>
+          <w:rStyle w:val="NormalTok"/>
+        </w:rPr>
+        <w:t xml:space="preserve">)</w:t>
+      </w:r>
+      <w:r>
+        <w:rPr>
+          <w:rStyle w:val="SpecialCharTok"/>
+        </w:rPr>
+        <w:t xml:space="preserve">:</w:t>
+      </w:r>
+      <w:r>
+        <w:rPr>
+          <w:rStyle w:val="FunctionTok"/>
+        </w:rPr>
+        <w:t xml:space="preserve">min</w:t>
       </w:r>
       <w:r>
         <w:rPr>
@@ -1302,15 +1389,531 @@
       </w:r>
       <w:r>
         <w:rPr>
+          <w:rStyle w:val="FunctionTok"/>
+        </w:rPr>
+        <w:t xml:space="preserve">nrow</w:t>
+      </w:r>
+      <w:r>
+        <w:rPr>
+          <w:rStyle w:val="NormalTok"/>
+        </w:rPr>
+        <w:t xml:space="preserve">(xa), </w:t>
+      </w:r>
+      <w:r>
+        <w:rPr>
+          <w:rStyle w:val="FunctionTok"/>
+        </w:rPr>
+        <w:t xml:space="preserve">nrow</w:t>
+      </w:r>
+      <w:r>
+        <w:rPr>
+          <w:rStyle w:val="NormalTok"/>
+        </w:rPr>
+        <w:t xml:space="preserve">(xw) </w:t>
+      </w:r>
+      <w:r>
+        <w:rPr>
+          <w:rStyle w:val="SpecialCharTok"/>
+        </w:rPr>
+        <w:t xml:space="preserve">+</w:t>
+      </w:r>
+      <w:r>
+        <w:rPr>
+          <w:rStyle w:val="NormalTok"/>
+        </w:rPr>
+        <w:t xml:space="preserve"> </w:t>
+      </w:r>
+      <w:r>
+        <w:rPr>
+          <w:rStyle w:val="DecValTok"/>
+        </w:rPr>
+        <w:t xml:space="preserve">6</w:t>
+      </w:r>
+      <w:r>
+        <w:rPr>
+          <w:rStyle w:val="NormalTok"/>
+        </w:rPr>
+        <w:t xml:space="preserve">)</w:t>
+      </w:r>
+      <w:r>
+        <w:br/>
+      </w:r>
+      <w:r>
+        <w:rPr>
+          <w:rStyle w:val="NormalTok"/>
+        </w:rPr>
+        <w:t xml:space="preserve">comparison </w:t>
+      </w:r>
+      <w:r>
+        <w:rPr>
+          <w:rStyle w:val="OtherTok"/>
+        </w:rPr>
+        <w:t xml:space="preserve">&lt;-</w:t>
+      </w:r>
+      <w:r>
+        <w:rPr>
+          <w:rStyle w:val="NormalTok"/>
+        </w:rPr>
+        <w:t xml:space="preserve"> </w:t>
+      </w:r>
+      <w:r>
+        <w:rPr>
+          <w:rStyle w:val="FunctionTok"/>
+        </w:rPr>
+        <w:t xml:space="preserve">do.call</w:t>
+      </w:r>
+      <w:r>
+        <w:rPr>
+          <w:rStyle w:val="NormalTok"/>
+        </w:rPr>
+        <w:t xml:space="preserve">(</w:t>
+      </w:r>
+      <w:r>
+        <w:br/>
+      </w:r>
+      <w:r>
+        <w:rPr>
+          <w:rStyle w:val="NormalTok"/>
+        </w:rPr>
+        <w:t xml:space="preserve">  rbind,</w:t>
+      </w:r>
+      <w:r>
+        <w:br/>
+      </w:r>
+      <w:r>
+        <w:rPr>
+          <w:rStyle w:val="NormalTok"/>
+        </w:rPr>
+        <w:t xml:space="preserve">  </w:t>
+      </w:r>
+      <w:r>
+        <w:rPr>
+          <w:rStyle w:val="FunctionTok"/>
+        </w:rPr>
+        <w:t xml:space="preserve">lapply</w:t>
+      </w:r>
+      <w:r>
+        <w:rPr>
+          <w:rStyle w:val="NormalTok"/>
+        </w:rPr>
+        <w:t xml:space="preserve">(aug_rows, </w:t>
+      </w:r>
+      <w:r>
+        <w:rPr>
+          <w:rStyle w:val="ControlFlowTok"/>
+        </w:rPr>
+        <w:t xml:space="preserve">function</w:t>
+      </w:r>
+      <w:r>
+        <w:rPr>
+          <w:rStyle w:val="NormalTok"/>
+        </w:rPr>
+        <w:t xml:space="preserve">(row_id) {</w:t>
+      </w:r>
+      <w:r>
+        <w:br/>
+      </w:r>
+      <w:r>
+        <w:rPr>
+          <w:rStyle w:val="NormalTok"/>
+        </w:rPr>
+        <w:t xml:space="preserve">    source_row </w:t>
+      </w:r>
+      <w:r>
+        <w:rPr>
+          <w:rStyle w:val="OtherTok"/>
+        </w:rPr>
+        <w:t xml:space="preserve">&lt;-</w:t>
+      </w:r>
+      <w:r>
+        <w:rPr>
+          <w:rStyle w:val="NormalTok"/>
+        </w:rPr>
+        <w:t xml:space="preserve"> idx[row_id]</w:t>
+      </w:r>
+      <w:r>
+        <w:br/>
+      </w:r>
+      <w:r>
+        <w:rPr>
+          <w:rStyle w:val="NormalTok"/>
+        </w:rPr>
+        <w:t xml:space="preserve">    </w:t>
+      </w:r>
+      <w:r>
+        <w:rPr>
+          <w:rStyle w:val="FunctionTok"/>
+        </w:rPr>
+        <w:t xml:space="preserve">rbind</w:t>
+      </w:r>
+      <w:r>
+        <w:rPr>
+          <w:rStyle w:val="NormalTok"/>
+        </w:rPr>
+        <w:t xml:space="preserve">(</w:t>
+      </w:r>
+      <w:r>
+        <w:br/>
+      </w:r>
+      <w:r>
+        <w:rPr>
+          <w:rStyle w:val="NormalTok"/>
+        </w:rPr>
+        <w:t xml:space="preserve">      </w:t>
+      </w:r>
+      <w:r>
+        <w:rPr>
+          <w:rStyle w:val="FunctionTok"/>
+        </w:rPr>
+        <w:t xml:space="preserve">data.frame</w:t>
+      </w:r>
+      <w:r>
+        <w:rPr>
+          <w:rStyle w:val="NormalTok"/>
+        </w:rPr>
+        <w:t xml:space="preserve">(</w:t>
+      </w:r>
+      <w:r>
+        <w:rPr>
           <w:rStyle w:val="AttributeTok"/>
         </w:rPr>
+        <w:t xml:space="preserve">lag =</w:t>
+      </w:r>
+      <w:r>
+        <w:rPr>
+          <w:rStyle w:val="NormalTok"/>
+        </w:rPr>
+        <w:t xml:space="preserve"> </w:t>
+      </w:r>
+      <w:r>
+        <w:rPr>
+          <w:rStyle w:val="FunctionTok"/>
+        </w:rPr>
+        <w:t xml:space="preserve">seq_len</w:t>
+      </w:r>
+      <w:r>
+        <w:rPr>
+          <w:rStyle w:val="NormalTok"/>
+        </w:rPr>
+        <w:t xml:space="preserve">(sw_size), </w:t>
+      </w:r>
+      <w:r>
+        <w:rPr>
+          <w:rStyle w:val="AttributeTok"/>
+        </w:rPr>
+        <w:t xml:space="preserve">value =</w:t>
+      </w:r>
+      <w:r>
+        <w:rPr>
+          <w:rStyle w:val="NormalTok"/>
+        </w:rPr>
+        <w:t xml:space="preserve"> </w:t>
+      </w:r>
+      <w:r>
+        <w:rPr>
+          <w:rStyle w:val="FunctionTok"/>
+        </w:rPr>
+        <w:t xml:space="preserve">as.numeric</w:t>
+      </w:r>
+      <w:r>
+        <w:rPr>
+          <w:rStyle w:val="NormalTok"/>
+        </w:rPr>
+        <w:t xml:space="preserve">(xw[source_row, </w:t>
+      </w:r>
+      <w:r>
+        <w:rPr>
+          <w:rStyle w:val="DecValTok"/>
+        </w:rPr>
+        <w:t xml:space="preserve">1</w:t>
+      </w:r>
+      <w:r>
+        <w:rPr>
+          <w:rStyle w:val="SpecialCharTok"/>
+        </w:rPr>
+        <w:t xml:space="preserve">:</w:t>
+      </w:r>
+      <w:r>
+        <w:rPr>
+          <w:rStyle w:val="NormalTok"/>
+        </w:rPr>
+        <w:t xml:space="preserve">sw_size]), </w:t>
+      </w:r>
+      <w:r>
+        <w:rPr>
+          <w:rStyle w:val="AttributeTok"/>
+        </w:rPr>
+        <w:t xml:space="preserve">series =</w:t>
+      </w:r>
+      <w:r>
+        <w:rPr>
+          <w:rStyle w:val="NormalTok"/>
+        </w:rPr>
+        <w:t xml:space="preserve"> </w:t>
+      </w:r>
+      <w:r>
+        <w:rPr>
+          <w:rStyle w:val="StringTok"/>
+        </w:rPr>
+        <w:t xml:space="preserve">"original"</w:t>
+      </w:r>
+      <w:r>
+        <w:rPr>
+          <w:rStyle w:val="NormalTok"/>
+        </w:rPr>
+        <w:t xml:space="preserve">, </w:t>
+      </w:r>
+      <w:r>
+        <w:rPr>
+          <w:rStyle w:val="AttributeTok"/>
+        </w:rPr>
+        <w:t xml:space="preserve">sample =</w:t>
+      </w:r>
+      <w:r>
+        <w:rPr>
+          <w:rStyle w:val="NormalTok"/>
+        </w:rPr>
+        <w:t xml:space="preserve"> </w:t>
+      </w:r>
+      <w:r>
+        <w:rPr>
+          <w:rStyle w:val="FunctionTok"/>
+        </w:rPr>
+        <w:t xml:space="preserve">paste</w:t>
+      </w:r>
+      <w:r>
+        <w:rPr>
+          <w:rStyle w:val="NormalTok"/>
+        </w:rPr>
+        <w:t xml:space="preserve">(</w:t>
+      </w:r>
+      <w:r>
+        <w:rPr>
+          <w:rStyle w:val="StringTok"/>
+        </w:rPr>
+        <w:t xml:space="preserve">"window"</w:t>
+      </w:r>
+      <w:r>
+        <w:rPr>
+          <w:rStyle w:val="NormalTok"/>
+        </w:rPr>
+        <w:t xml:space="preserve">, source_row)),</w:t>
+      </w:r>
+      <w:r>
+        <w:br/>
+      </w:r>
+      <w:r>
+        <w:rPr>
+          <w:rStyle w:val="NormalTok"/>
+        </w:rPr>
+        <w:t xml:space="preserve">      </w:t>
+      </w:r>
+      <w:r>
+        <w:rPr>
+          <w:rStyle w:val="FunctionTok"/>
+        </w:rPr>
+        <w:t xml:space="preserve">data.frame</w:t>
+      </w:r>
+      <w:r>
+        <w:rPr>
+          <w:rStyle w:val="NormalTok"/>
+        </w:rPr>
+        <w:t xml:space="preserve">(</w:t>
+      </w:r>
+      <w:r>
+        <w:rPr>
+          <w:rStyle w:val="AttributeTok"/>
+        </w:rPr>
+        <w:t xml:space="preserve">lag =</w:t>
+      </w:r>
+      <w:r>
+        <w:rPr>
+          <w:rStyle w:val="NormalTok"/>
+        </w:rPr>
+        <w:t xml:space="preserve"> </w:t>
+      </w:r>
+      <w:r>
+        <w:rPr>
+          <w:rStyle w:val="FunctionTok"/>
+        </w:rPr>
+        <w:t xml:space="preserve">seq_len</w:t>
+      </w:r>
+      <w:r>
+        <w:rPr>
+          <w:rStyle w:val="NormalTok"/>
+        </w:rPr>
+        <w:t xml:space="preserve">(sw_size), </w:t>
+      </w:r>
+      <w:r>
+        <w:rPr>
+          <w:rStyle w:val="AttributeTok"/>
+        </w:rPr>
+        <w:t xml:space="preserve">value =</w:t>
+      </w:r>
+      <w:r>
+        <w:rPr>
+          <w:rStyle w:val="NormalTok"/>
+        </w:rPr>
+        <w:t xml:space="preserve"> </w:t>
+      </w:r>
+      <w:r>
+        <w:rPr>
+          <w:rStyle w:val="FunctionTok"/>
+        </w:rPr>
+        <w:t xml:space="preserve">as.numeric</w:t>
+      </w:r>
+      <w:r>
+        <w:rPr>
+          <w:rStyle w:val="NormalTok"/>
+        </w:rPr>
+        <w:t xml:space="preserve">(xa[row_id, </w:t>
+      </w:r>
+      <w:r>
+        <w:rPr>
+          <w:rStyle w:val="DecValTok"/>
+        </w:rPr>
+        <w:t xml:space="preserve">1</w:t>
+      </w:r>
+      <w:r>
+        <w:rPr>
+          <w:rStyle w:val="SpecialCharTok"/>
+        </w:rPr>
+        <w:t xml:space="preserve">:</w:t>
+      </w:r>
+      <w:r>
+        <w:rPr>
+          <w:rStyle w:val="NormalTok"/>
+        </w:rPr>
+        <w:t xml:space="preserve">sw_size]), </w:t>
+      </w:r>
+      <w:r>
+        <w:rPr>
+          <w:rStyle w:val="AttributeTok"/>
+        </w:rPr>
+        <w:t xml:space="preserve">series =</w:t>
+      </w:r>
+      <w:r>
+        <w:rPr>
+          <w:rStyle w:val="NormalTok"/>
+        </w:rPr>
+        <w:t xml:space="preserve"> </w:t>
+      </w:r>
+      <w:r>
+        <w:rPr>
+          <w:rStyle w:val="StringTok"/>
+        </w:rPr>
+        <w:t xml:space="preserve">"augmented"</w:t>
+      </w:r>
+      <w:r>
+        <w:rPr>
+          <w:rStyle w:val="NormalTok"/>
+        </w:rPr>
+        <w:t xml:space="preserve">, </w:t>
+      </w:r>
+      <w:r>
+        <w:rPr>
+          <w:rStyle w:val="AttributeTok"/>
+        </w:rPr>
+        <w:t xml:space="preserve">sample =</w:t>
+      </w:r>
+      <w:r>
+        <w:rPr>
+          <w:rStyle w:val="NormalTok"/>
+        </w:rPr>
+        <w:t xml:space="preserve"> </w:t>
+      </w:r>
+      <w:r>
+        <w:rPr>
+          <w:rStyle w:val="FunctionTok"/>
+        </w:rPr>
+        <w:t xml:space="preserve">paste</w:t>
+      </w:r>
+      <w:r>
+        <w:rPr>
+          <w:rStyle w:val="NormalTok"/>
+        </w:rPr>
+        <w:t xml:space="preserve">(</w:t>
+      </w:r>
+      <w:r>
+        <w:rPr>
+          <w:rStyle w:val="StringTok"/>
+        </w:rPr>
+        <w:t xml:space="preserve">"window"</w:t>
+      </w:r>
+      <w:r>
+        <w:rPr>
+          <w:rStyle w:val="NormalTok"/>
+        </w:rPr>
+        <w:t xml:space="preserve">, source_row))</w:t>
+      </w:r>
+      <w:r>
+        <w:br/>
+      </w:r>
+      <w:r>
+        <w:rPr>
+          <w:rStyle w:val="NormalTok"/>
+        </w:rPr>
+        <w:t xml:space="preserve">    )</w:t>
+      </w:r>
+      <w:r>
+        <w:br/>
+      </w:r>
+      <w:r>
+        <w:rPr>
+          <w:rStyle w:val="NormalTok"/>
+        </w:rPr>
+        <w:t xml:space="preserve">  })</w:t>
+      </w:r>
+      <w:r>
+        <w:br/>
+      </w:r>
+      <w:r>
+        <w:rPr>
+          <w:rStyle w:val="NormalTok"/>
+        </w:rPr>
+        <w:t xml:space="preserve">)</w:t>
+      </w:r>
+      <w:r>
+        <w:br/>
+      </w:r>
+      <w:r>
+        <w:br/>
+      </w:r>
+      <w:r>
+        <w:rPr>
+          <w:rStyle w:val="FunctionTok"/>
+        </w:rPr>
+        <w:t xml:space="preserve">ggplot</w:t>
+      </w:r>
+      <w:r>
+        <w:rPr>
+          <w:rStyle w:val="NormalTok"/>
+        </w:rPr>
+        <w:t xml:space="preserve">(comparison, </w:t>
+      </w:r>
+      <w:r>
+        <w:rPr>
+          <w:rStyle w:val="FunctionTok"/>
+        </w:rPr>
+        <w:t xml:space="preserve">aes</w:t>
+      </w:r>
+      <w:r>
+        <w:rPr>
+          <w:rStyle w:val="NormalTok"/>
+        </w:rPr>
+        <w:t xml:space="preserve">(</w:t>
+      </w:r>
+      <w:r>
+        <w:rPr>
+          <w:rStyle w:val="AttributeTok"/>
+        </w:rPr>
         <w:t xml:space="preserve">x =</w:t>
       </w:r>
       <w:r>
         <w:rPr>
           <w:rStyle w:val="NormalTok"/>
         </w:rPr>
-        <w:t xml:space="preserve"> i, </w:t>
+        <w:t xml:space="preserve"> lag, </w:t>
       </w:r>
       <w:r>
         <w:rPr>
@@ -1322,13 +1925,64 @@
         <w:rPr>
           <w:rStyle w:val="NormalTok"/>
         </w:rPr>
-        <w:t xml:space="preserve"> y, </w:t>
+        <w:t xml:space="preserve"> value, </w:t>
       </w:r>
       <w:r>
         <w:rPr>
           <w:rStyle w:val="AttributeTok"/>
         </w:rPr>
-        <w:t xml:space="preserve">main =</w:t>
+        <w:t xml:space="preserve">color =</w:t>
+      </w:r>
+      <w:r>
+        <w:rPr>
+          <w:rStyle w:val="NormalTok"/>
+        </w:rPr>
+        <w:t xml:space="preserve"> series, </w:t>
+      </w:r>
+      <w:r>
+        <w:rPr>
+          <w:rStyle w:val="AttributeTok"/>
+        </w:rPr>
+        <w:t xml:space="preserve">group =</w:t>
+      </w:r>
+      <w:r>
+        <w:rPr>
+          <w:rStyle w:val="NormalTok"/>
+        </w:rPr>
+        <w:t xml:space="preserve"> series)) </w:t>
+      </w:r>
+      <w:r>
+        <w:rPr>
+          <w:rStyle w:val="SpecialCharTok"/>
+        </w:rPr>
+        <w:t xml:space="preserve">+</w:t>
+      </w:r>
+      <w:r>
+        <w:br/>
+      </w:r>
+      <w:r>
+        <w:rPr>
+          <w:rStyle w:val="NormalTok"/>
+        </w:rPr>
+        <w:t xml:space="preserve">  </w:t>
+      </w:r>
+      <w:r>
+        <w:rPr>
+          <w:rStyle w:val="FunctionTok"/>
+        </w:rPr>
+        <w:t xml:space="preserve">geom_line</w:t>
+      </w:r>
+      <w:r>
+        <w:rPr>
+          <w:rStyle w:val="NormalTok"/>
+        </w:rPr>
+        <w:t xml:space="preserve">(</w:t>
+      </w:r>
+      <w:r>
+        <w:rPr>
+          <w:rStyle w:val="AttributeTok"/>
+        </w:rPr>
+        <w:t xml:space="preserve">linewidth =</w:t>
       </w:r>
       <w:r>
         <w:rPr>
@@ -1338,255 +1992,180 @@
       </w:r>
       <w:r>
         <w:rPr>
-          <w:rStyle w:val="StringTok"/>
-        </w:rPr>
-        <w:t xml:space="preserve">"cosine"</w:t>
+          <w:rStyle w:val="FloatTok"/>
+        </w:rPr>
+        <w:t xml:space="preserve">0.7</w:t>
+      </w:r>
+      <w:r>
+        <w:rPr>
+          <w:rStyle w:val="NormalTok"/>
+        </w:rPr>
+        <w:t xml:space="preserve">) </w:t>
+      </w:r>
+      <w:r>
+        <w:rPr>
+          <w:rStyle w:val="SpecialCharTok"/>
+        </w:rPr>
+        <w:t xml:space="preserve">+</w:t>
+      </w:r>
+      <w:r>
+        <w:br/>
+      </w:r>
+      <w:r>
+        <w:rPr>
+          <w:rStyle w:val="NormalTok"/>
+        </w:rPr>
+        <w:t xml:space="preserve">  </w:t>
+      </w:r>
+      <w:r>
+        <w:rPr>
+          <w:rStyle w:val="FunctionTok"/>
+        </w:rPr>
+        <w:t xml:space="preserve">geom_point</w:t>
+      </w:r>
+      <w:r>
+        <w:rPr>
+          <w:rStyle w:val="NormalTok"/>
+        </w:rPr>
+        <w:t xml:space="preserve">(</w:t>
+      </w:r>
+      <w:r>
+        <w:rPr>
+          <w:rStyle w:val="AttributeTok"/>
+        </w:rPr>
+        <w:t xml:space="preserve">size =</w:t>
+      </w:r>
+      <w:r>
+        <w:rPr>
+          <w:rStyle w:val="NormalTok"/>
+        </w:rPr>
+        <w:t xml:space="preserve"> </w:t>
+      </w:r>
+      <w:r>
+        <w:rPr>
+          <w:rStyle w:val="FloatTok"/>
+        </w:rPr>
+        <w:t xml:space="preserve">1.2</w:t>
+      </w:r>
+      <w:r>
+        <w:rPr>
+          <w:rStyle w:val="NormalTok"/>
+        </w:rPr>
+        <w:t xml:space="preserve">) </w:t>
+      </w:r>
+      <w:r>
+        <w:rPr>
+          <w:rStyle w:val="SpecialCharTok"/>
+        </w:rPr>
+        <w:t xml:space="preserve">+</w:t>
+      </w:r>
+      <w:r>
+        <w:br/>
+      </w:r>
+      <w:r>
+        <w:rPr>
+          <w:rStyle w:val="NormalTok"/>
+        </w:rPr>
+        <w:t xml:space="preserve">  </w:t>
+      </w:r>
+      <w:r>
+        <w:rPr>
+          <w:rStyle w:val="FunctionTok"/>
+        </w:rPr>
+        <w:t xml:space="preserve">facet_wrap</w:t>
+      </w:r>
+      <w:r>
+        <w:rPr>
+          <w:rStyle w:val="NormalTok"/>
+        </w:rPr>
+        <w:t xml:space="preserve">(</w:t>
+      </w:r>
+      <w:r>
+        <w:rPr>
+          <w:rStyle w:val="SpecialCharTok"/>
+        </w:rPr>
+        <w:t xml:space="preserve">~</w:t>
+      </w:r>
+      <w:r>
+        <w:rPr>
+          <w:rStyle w:val="NormalTok"/>
+        </w:rPr>
+        <w:t xml:space="preserve"> sample, </w:t>
+      </w:r>
+      <w:r>
+        <w:rPr>
+          <w:rStyle w:val="AttributeTok"/>
+        </w:rPr>
+        <w:t xml:space="preserve">ncol =</w:t>
+      </w:r>
+      <w:r>
+        <w:rPr>
+          <w:rStyle w:val="NormalTok"/>
+        </w:rPr>
+        <w:t xml:space="preserve"> </w:t>
+      </w:r>
+      <w:r>
+        <w:rPr>
+          <w:rStyle w:val="DecValTok"/>
+        </w:rPr>
+        <w:t xml:space="preserve">3</w:t>
+      </w:r>
+      <w:r>
+        <w:rPr>
+          <w:rStyle w:val="NormalTok"/>
+        </w:rPr>
+        <w:t xml:space="preserve">) </w:t>
+      </w:r>
+      <w:r>
+        <w:rPr>
+          <w:rStyle w:val="SpecialCharTok"/>
+        </w:rPr>
+        <w:t xml:space="preserve">+</w:t>
+      </w:r>
+      <w:r>
+        <w:br/>
+      </w:r>
+      <w:r>
+        <w:rPr>
+          <w:rStyle w:val="NormalTok"/>
+        </w:rPr>
+        <w:t xml:space="preserve">  </w:t>
+      </w:r>
+      <w:r>
+        <w:rPr>
+          <w:rStyle w:val="FunctionTok"/>
+        </w:rPr>
+        <w:t xml:space="preserve">theme_minimal</w:t>
+      </w:r>
+      <w:r>
+        <w:rPr>
+          <w:rStyle w:val="NormalTok"/>
+        </w:rPr>
+        <w:t xml:space="preserve">(</w:t>
+      </w:r>
+      <w:r>
+        <w:rPr>
+          <w:rStyle w:val="AttributeTok"/>
+        </w:rPr>
+        <w:t xml:space="preserve">base_size =</w:t>
+      </w:r>
+      <w:r>
+        <w:rPr>
+          <w:rStyle w:val="NormalTok"/>
+        </w:rPr>
+        <w:t xml:space="preserve"> </w:t>
+      </w:r>
+      <w:r>
+        <w:rPr>
+          <w:rStyle w:val="DecValTok"/>
+        </w:rPr>
+        <w:t xml:space="preserve">14</w:t>
       </w:r>
       <w:r>
         <w:rPr>
           <w:rStyle w:val="NormalTok"/>
         </w:rPr>
         <w:t xml:space="preserve">)</w:t>
-      </w:r>
-      <w:r>
-        <w:br/>
-      </w:r>
-      <w:r>
-        <w:rPr>
-          <w:rStyle w:val="FunctionTok"/>
-        </w:rPr>
-        <w:t xml:space="preserve">lines</w:t>
-      </w:r>
-      <w:r>
-        <w:rPr>
-          <w:rStyle w:val="NormalTok"/>
-        </w:rPr>
-        <w:t xml:space="preserve">(</w:t>
-      </w:r>
-      <w:r>
-        <w:rPr>
-          <w:rStyle w:val="AttributeTok"/>
-        </w:rPr>
-        <w:t xml:space="preserve">x =</w:t>
-      </w:r>
-      <w:r>
-        <w:rPr>
-          <w:rStyle w:val="NormalTok"/>
-        </w:rPr>
-        <w:t xml:space="preserve"> i, </w:t>
-      </w:r>
-      <w:r>
-        <w:rPr>
-          <w:rStyle w:val="AttributeTok"/>
-        </w:rPr>
-        <w:t xml:space="preserve">y =</w:t>
-      </w:r>
-      <w:r>
-        <w:rPr>
-          <w:rStyle w:val="NormalTok"/>
-        </w:rPr>
-        <w:t xml:space="preserve"> y, </w:t>
-      </w:r>
-      <w:r>
-        <w:rPr>
-          <w:rStyle w:val="AttributeTok"/>
-        </w:rPr>
-        <w:t xml:space="preserve">col=</w:t>
-      </w:r>
-      <w:r>
-        <w:rPr>
-          <w:rStyle w:val="StringTok"/>
-        </w:rPr>
-        <w:t xml:space="preserve">"black"</w:t>
-      </w:r>
-      <w:r>
-        <w:rPr>
-          <w:rStyle w:val="NormalTok"/>
-        </w:rPr>
-        <w:t xml:space="preserve">)</w:t>
-      </w:r>
-      <w:r>
-        <w:br/>
-      </w:r>
-      <w:r>
-        <w:rPr>
-          <w:rStyle w:val="ControlFlowTok"/>
-        </w:rPr>
-        <w:t xml:space="preserve">for</w:t>
-      </w:r>
-      <w:r>
-        <w:rPr>
-          <w:rStyle w:val="NormalTok"/>
-        </w:rPr>
-        <w:t xml:space="preserve"> (j </w:t>
-      </w:r>
-      <w:r>
-        <w:rPr>
-          <w:rStyle w:val="ControlFlowTok"/>
-        </w:rPr>
-        <w:t xml:space="preserve">in</w:t>
-      </w:r>
-      <w:r>
-        <w:rPr>
-          <w:rStyle w:val="NormalTok"/>
-        </w:rPr>
-        <w:t xml:space="preserve"> </w:t>
-      </w:r>
-      <w:r>
-        <w:rPr>
-          <w:rStyle w:val="DecValTok"/>
-        </w:rPr>
-        <w:t xml:space="preserve">1</w:t>
-      </w:r>
-      <w:r>
-        <w:rPr>
-          <w:rStyle w:val="SpecialCharTok"/>
-        </w:rPr>
-        <w:t xml:space="preserve">:</w:t>
-      </w:r>
-      <w:r>
-        <w:rPr>
-          <w:rStyle w:val="FunctionTok"/>
-        </w:rPr>
-        <w:t xml:space="preserve">nrow</w:t>
-      </w:r>
-      <w:r>
-        <w:rPr>
-          <w:rStyle w:val="NormalTok"/>
-        </w:rPr>
-        <w:t xml:space="preserve">(xa)) {</w:t>
-      </w:r>
-      <w:r>
-        <w:br/>
-      </w:r>
-      <w:r>
-        <w:rPr>
-          <w:rStyle w:val="NormalTok"/>
-        </w:rPr>
-        <w:t xml:space="preserve">  </w:t>
-      </w:r>
-      <w:r>
-        <w:rPr>
-          <w:rStyle w:val="FunctionTok"/>
-        </w:rPr>
-        <w:t xml:space="preserve">lines</w:t>
-      </w:r>
-      <w:r>
-        <w:rPr>
-          <w:rStyle w:val="NormalTok"/>
-        </w:rPr>
-        <w:t xml:space="preserve">(</w:t>
-      </w:r>
-      <w:r>
-        <w:rPr>
-          <w:rStyle w:val="AttributeTok"/>
-        </w:rPr>
-        <w:t xml:space="preserve">x =</w:t>
-      </w:r>
-      <w:r>
-        <w:rPr>
-          <w:rStyle w:val="NormalTok"/>
-        </w:rPr>
-        <w:t xml:space="preserve"> (idx[j]</w:t>
-      </w:r>
-      <w:r>
-        <w:rPr>
-          <w:rStyle w:val="SpecialCharTok"/>
-        </w:rPr>
-        <w:t xml:space="preserve">-</w:t>
-      </w:r>
-      <w:r>
-        <w:rPr>
-          <w:rStyle w:val="NormalTok"/>
-        </w:rPr>
-        <w:t xml:space="preserve">sw_size</w:t>
-      </w:r>
-      <w:r>
-        <w:rPr>
-          <w:rStyle w:val="SpecialCharTok"/>
-        </w:rPr>
-        <w:t xml:space="preserve">+</w:t>
-      </w:r>
-      <w:r>
-        <w:rPr>
-          <w:rStyle w:val="DecValTok"/>
-        </w:rPr>
-        <w:t xml:space="preserve">1</w:t>
-      </w:r>
-      <w:r>
-        <w:rPr>
-          <w:rStyle w:val="NormalTok"/>
-        </w:rPr>
-        <w:t xml:space="preserve">)</w:t>
-      </w:r>
-      <w:r>
-        <w:rPr>
-          <w:rStyle w:val="SpecialCharTok"/>
-        </w:rPr>
-        <w:t xml:space="preserve">:</w:t>
-      </w:r>
-      <w:r>
-        <w:rPr>
-          <w:rStyle w:val="NormalTok"/>
-        </w:rPr>
-        <w:t xml:space="preserve">idx[j], </w:t>
-      </w:r>
-      <w:r>
-        <w:rPr>
-          <w:rStyle w:val="AttributeTok"/>
-        </w:rPr>
-        <w:t xml:space="preserve">y =</w:t>
-      </w:r>
-      <w:r>
-        <w:rPr>
-          <w:rStyle w:val="NormalTok"/>
-        </w:rPr>
-        <w:t xml:space="preserve"> xa[j,</w:t>
-      </w:r>
-      <w:r>
-        <w:rPr>
-          <w:rStyle w:val="DecValTok"/>
-        </w:rPr>
-        <w:t xml:space="preserve">1</w:t>
-      </w:r>
-      <w:r>
-        <w:rPr>
-          <w:rStyle w:val="SpecialCharTok"/>
-        </w:rPr>
-        <w:t xml:space="preserve">:</w:t>
-      </w:r>
-      <w:r>
-        <w:rPr>
-          <w:rStyle w:val="NormalTok"/>
-        </w:rPr>
-        <w:t xml:space="preserve">sw_size], </w:t>
-      </w:r>
-      <w:r>
-        <w:rPr>
-          <w:rStyle w:val="AttributeTok"/>
-        </w:rPr>
-        <w:t xml:space="preserve">col=</w:t>
-      </w:r>
-      <w:r>
-        <w:rPr>
-          <w:rStyle w:val="StringTok"/>
-        </w:rPr>
-        <w:t xml:space="preserve">"green"</w:t>
-      </w:r>
-      <w:r>
-        <w:rPr>
-          <w:rStyle w:val="NormalTok"/>
-        </w:rPr>
-        <w:t xml:space="preserve">)</w:t>
-      </w:r>
-      <w:r>
-        <w:br/>
-      </w:r>
-      <w:r>
-        <w:rPr>
-          <w:rStyle w:val="NormalTok"/>
-        </w:rPr>
-        <w:t xml:space="preserve">}</w:t>
       </w:r>
     </w:p>
     <w:p>
@@ -1603,7 +2182,7 @@
               <a:graphicData uri="http://schemas.openxmlformats.org/drawingml/2006/picture">
                 <pic:pic>
                   <pic:nvPicPr>
-                    <pic:cNvPr descr="C:\Git\dal\tspredit\examples\augment\doc\07-awareness-augmentation_files/952e4fe3d053c7fee4f81340cab034cfe0308b88.png" id="17" name="Picture"/>
+                    <pic:cNvPr descr="C:\Git\dal\tspredit\examples\augment\doc\07-awareness-augmentation_files/67ca7f57e162fd6f430360a493b9829c4c8c9d9a.png" id="17" name="Picture"/>
                     <pic:cNvPicPr>
                       <a:picLocks noChangeArrowheads="1" noChangeAspect="1"/>
                     </pic:cNvPicPr>

--- a/examples/augment/doc/07-awareness-augmentation.docx
+++ b/examples/augment/doc/07-awareness-augmentation.docx
@@ -873,7 +873,7 @@
               <a:graphicData uri="http://schemas.openxmlformats.org/drawingml/2006/picture">
                 <pic:pic>
                   <pic:nvPicPr>
-                    <pic:cNvPr descr="C:\Git\dal\tspredit\examples\augment\doc\07-awareness-augmentation_files/3e267d768ee6d4858d8622d0941d2abd4e4277ab.png" id="11" name="Picture"/>
+                    <pic:cNvPr descr="/home/gpca/tspredit/examples/augment/doc/07-awareness-augmentation_files/1f92dc8ba5f9c9d1ef1666a8091f8934a1f2488a.png" id="11" name="Picture"/>
                     <pic:cNvPicPr>
                       <a:picLocks noChangeArrowheads="1" noChangeAspect="1"/>
                     </pic:cNvPicPr>
@@ -1101,7 +1101,7 @@
               <a:graphicData uri="http://schemas.openxmlformats.org/drawingml/2006/picture">
                 <pic:pic>
                   <pic:nvPicPr>
-                    <pic:cNvPr descr="C:\Git\dal\tspredit\examples\augment\doc\07-awareness-augmentation_files/ab63bba3da43c9f590d394619cddf4d72f2b075c.png" id="14" name="Picture"/>
+                    <pic:cNvPr descr="/home/gpca/tspredit/examples/augment/doc/07-awareness-augmentation_files/8125900a4164d25743c23dd91423f8f822fcf38e.png" id="14" name="Picture"/>
                     <pic:cNvPicPr>
                       <a:picLocks noChangeArrowheads="1" noChangeAspect="1"/>
                     </pic:cNvPicPr>
@@ -2182,7 +2182,7 @@
               <a:graphicData uri="http://schemas.openxmlformats.org/drawingml/2006/picture">
                 <pic:pic>
                   <pic:nvPicPr>
-                    <pic:cNvPr descr="C:\Git\dal\tspredit\examples\augment\doc\07-awareness-augmentation_files/67ca7f57e162fd6f430360a493b9829c4c8c9d9a.png" id="17" name="Picture"/>
+                    <pic:cNvPr descr="/home/gpca/tspredit/examples/augment/doc/07-awareness-augmentation_files/f7fb6ac5a1ab4d3b82138370c58dc6db69e089aa.png" id="17" name="Picture"/>
                     <pic:cNvPicPr>
                       <a:picLocks noChangeArrowheads="1" noChangeAspect="1"/>
                     </pic:cNvPicPr>
